--- a/plantillas/inmobiliaria/Certus_Cronograma_Personalizable_v1.docx
+++ b/plantillas/inmobiliaria/Certus_Cronograma_Personalizable_v1.docx
@@ -1577,7 +1577,7 @@
                 <w:sz w:val="16"/>
                 <w:szCs w:val="16"/>
               </w:rPr>
-              <w:t>Generación D0–D13 · Entrega del kit · Revisión y firma del cliente</w:t>
+              <w:t>Generación D0–D15 · Entrega del kit · Revisión y firma del cliente</w:t>
             </w:r>
           </w:p>
         </w:tc>
